--- a/public/temas/ejercicio-3/ESQUEMA TEMA 26.docx
+++ b/public/temas/ejercicio-3/ESQUEMA TEMA 26.docx
@@ -101,7 +101,7 @@
           <w:b/>
           <w:sz w:val="22"/>
         </w:rPr>
-        <w:t>anexo I.1 del RD 679/2014</w:t>
+        <w:t>anexo I.1 del Real Decreto 679/2014</w:t>
       </w:r>
       <w:r>
         <w:rPr>
@@ -249,7 +249,7 @@
           <w:b/>
           <w:sz w:val="22"/>
         </w:rPr>
-        <w:t>artículo 346 TFUE</w:t>
+        <w:t>art. 346 TFUE</w:t>
       </w:r>
       <w:r>
         <w:rPr>
@@ -349,7 +349,7 @@
           <w:b/>
           <w:sz w:val="22"/>
         </w:rPr>
-        <w:t>Artículo 8</w:t>
+        <w:t>Art. 8</w:t>
       </w:r>
       <w:r>
         <w:rPr>
@@ -371,7 +371,7 @@
           <w:b/>
           <w:sz w:val="22"/>
         </w:rPr>
-        <w:t>Artículo 16</w:t>
+        <w:t>Art. 16</w:t>
       </w:r>
       <w:r>
         <w:rPr>
@@ -488,7 +488,7 @@
           <w:b/>
           <w:sz w:val="22"/>
         </w:rPr>
-        <w:t>RD 494/2020</w:t>
+        <w:t>Real Decreto 494/2020</w:t>
       </w:r>
       <w:r>
         <w:rPr>
@@ -570,7 +570,7 @@
           <w:b/>
           <w:sz w:val="22"/>
         </w:rPr>
-        <w:t>artículos 566 y 567</w:t>
+        <w:t>arts. 566 y 567</w:t>
       </w:r>
       <w:r>
         <w:rPr>
@@ -1382,7 +1382,7 @@
           <w:b/>
           <w:sz w:val="22"/>
         </w:rPr>
-        <w:t>Artículos 6</w:t>
+        <w:t>Arts. 6</w:t>
       </w:r>
       <w:r>
         <w:rPr>
@@ -1629,7 +1629,7 @@
           <w:b/>
           <w:sz w:val="22"/>
         </w:rPr>
-        <w:t>artículos 17 y 18 del RD 679/2014</w:t>
+        <w:t>arts. 17 y 18 del Real Decreto 679/2014</w:t>
       </w:r>
     </w:p>
     <w:p>
@@ -2373,7 +2373,7 @@
           <w:b/>
           <w:sz w:val="22"/>
         </w:rPr>
-        <w:t>artículo 16 de la Ley 53/2007</w:t>
+        <w:t>art. 16 de la Ley 53/2007</w:t>
       </w:r>
       <w:r>
         <w:rPr>
@@ -2809,14 +2809,14 @@
           <w:b/>
           <w:sz w:val="22"/>
         </w:rPr>
-        <w:t>artículo 8.1 Ley 53/2007</w:t>
+        <w:t>art. 8.1 Ley 53/2007</w:t>
       </w:r>
       <w:r>
         <w:rPr>
           <w:rFonts w:ascii="Cambria" w:hAnsi="Cambria" w:cs="Cambria" w:eastAsia="Cambria"/>
           <w:sz w:val="22"/>
         </w:rPr>
-        <w:t>, artículo 7.1 RD 679/2014 y Posición Común 2008/944/PESC</w:t>
+        <w:t>, art. 7.1 Real Decreto 679/2014 y Posición Común 2008/944/PESC</w:t>
       </w:r>
     </w:p>
     <w:p>
@@ -2867,7 +2867,7 @@
           <w:rFonts w:ascii="Cambria" w:hAnsi="Cambria" w:cs="Cambria" w:eastAsia="Cambria"/>
           <w:sz w:val="22"/>
         </w:rPr>
-        <w:t>. Estados Unidos 59,4 %, 89 % a empresas privadas. 6 denegaciones a 5 países</w:t>
+        <w:t>. EEUU 59,4 %, 89 % a empresas privadas. 6 denegaciones a 5 países</w:t>
       </w:r>
     </w:p>
     <w:p>
@@ -3007,7 +3007,7 @@
           <w:b/>
           <w:sz w:val="22"/>
         </w:rPr>
-        <w:t>artículo 15 del Reglamento (UE) 2021/821</w:t>
+        <w:t>art. 15 del Reglamento (UE) 2021/821</w:t>
       </w:r>
       <w:r>
         <w:rPr>
